--- a/7_semester/Методы искусственного интеллекта/ЛР3/ЛР3_Отчет_Буренков_МИИ.docx
+++ b/7_semester/Методы искусственного интеллекта/ЛР3/ЛР3_Отчет_Буренков_МИИ.docx
@@ -1180,6 +1180,11 @@
         <w:spacing w:line="360" w:lineRule="auto"/>
         <w:ind w:firstLine="709"/>
         <w:jc w:val="both"/>
+        <w:rPr>
+          <w:color w:val="000000"/>
+          <w:sz w:val="28"/>
+          <w:lang w:val="en-GB"/>
+        </w:rPr>
       </w:pPr>
       <w:r>
         <w:rPr>
@@ -1196,6 +1201,16 @@
         <w:lastRenderedPageBreak/>
         <w:t>условные метки. Номер наблюдения в модель не входит. Набор и разбиение общие для других методов классификации этих же трёх классов: один общий тест.</w:t>
       </w:r>
+    </w:p>
+    <w:p>
+      <w:pPr>
+        <w:spacing w:line="360" w:lineRule="auto"/>
+        <w:ind w:firstLine="709"/>
+        <w:jc w:val="both"/>
+        <w:rPr>
+          <w:lang w:val="en-GB"/>
+        </w:rPr>
+      </w:pPr>
     </w:p>
     <w:p>
       <w:r>
@@ -1862,6 +1877,11 @@
         <w:spacing w:before="240" w:line="360" w:lineRule="auto"/>
         <w:ind w:firstLine="709"/>
         <w:jc w:val="both"/>
+        <w:rPr>
+          <w:color w:val="000000"/>
+          <w:sz w:val="28"/>
+          <w:lang w:val="en-GB"/>
+        </w:rPr>
       </w:pPr>
       <w:r>
         <w:rPr>
@@ -1870,6 +1890,391 @@
         </w:rPr>
         <w:t>Типовой набор — центр класса; каждая строка таблицы — измерение с разбросом, точных копий типового набора нет. Диапазоны соседних классов пересекаются: упругость футбольного 0,70–0,80, баскетбольного 0,71–0,87; окружность волейбольного 67,1–70,6 см, футбольного 68,2–72,9 см. Поэтому один признак сам по себе класс не называет.</w:t>
       </w:r>
+    </w:p>
+    <w:p>
+      <w:pPr>
+        <w:spacing w:before="120" w:after="120" w:line="360" w:lineRule="auto"/>
+      </w:pPr>
+      <w:r>
+        <w:rPr>
+          <w:color w:val="000000"/>
+          <w:sz w:val="28"/>
+        </w:rPr>
+        <w:t xml:space="preserve">Таблица </w:t>
+      </w:r>
+      <w:r>
+        <w:rPr>
+          <w:color w:val="000000"/>
+          <w:sz w:val="28"/>
+        </w:rPr>
+        <w:t>2</w:t>
+      </w:r>
+      <w:r>
+        <w:rPr>
+          <w:color w:val="000000"/>
+          <w:sz w:val="28"/>
+        </w:rPr>
+        <w:t xml:space="preserve"> — Начальные параметры дерева решений</w:t>
+      </w:r>
+    </w:p>
+    <w:tbl>
+      <w:tblPr>
+        <w:tblW w:w="0" w:type="auto"/>
+        <w:jc w:val="center"/>
+        <w:tblLayout w:type="fixed"/>
+        <w:tblLook w:val="04A0" w:firstRow="1" w:lastRow="0" w:firstColumn="1" w:lastColumn="0" w:noHBand="0" w:noVBand="1"/>
+      </w:tblPr>
+      <w:tblGrid>
+        <w:gridCol w:w="2835"/>
+        <w:gridCol w:w="2551"/>
+        <w:gridCol w:w="3969"/>
+      </w:tblGrid>
+      <w:tr>
+        <w:trPr>
+          <w:jc w:val="center"/>
+        </w:trPr>
+        <w:tc>
+          <w:tcPr>
+            <w:tcW w:w="2835" w:type="dxa"/>
+            <w:tcBorders>
+              <w:top w:val="single" w:sz="4" w:space="0" w:color="000000"/>
+              <w:left w:val="single" w:sz="4" w:space="0" w:color="000000"/>
+              <w:bottom w:val="single" w:sz="4" w:space="0" w:color="000000"/>
+              <w:right w:val="single" w:sz="4" w:space="0" w:color="000000"/>
+            </w:tcBorders>
+            <w:shd w:val="clear" w:color="auto" w:fill="F2F2F2"/>
+          </w:tcPr>
+          <w:p>
+            <w:pPr>
+              <w:jc w:val="center"/>
+            </w:pPr>
+            <w:r>
+              <w:rPr>
+                <w:b/>
+                <w:color w:val="000000"/>
+              </w:rPr>
+              <w:t>Параметр</w:t>
+            </w:r>
+          </w:p>
+        </w:tc>
+        <w:tc>
+          <w:tcPr>
+            <w:tcW w:w="2551" w:type="dxa"/>
+            <w:tcBorders>
+              <w:top w:val="single" w:sz="4" w:space="0" w:color="000000"/>
+              <w:left w:val="single" w:sz="4" w:space="0" w:color="000000"/>
+              <w:bottom w:val="single" w:sz="4" w:space="0" w:color="000000"/>
+              <w:right w:val="single" w:sz="4" w:space="0" w:color="000000"/>
+            </w:tcBorders>
+            <w:shd w:val="clear" w:color="auto" w:fill="F2F2F2"/>
+          </w:tcPr>
+          <w:p>
+            <w:pPr>
+              <w:jc w:val="center"/>
+            </w:pPr>
+            <w:r>
+              <w:rPr>
+                <w:b/>
+                <w:color w:val="000000"/>
+              </w:rPr>
+              <w:t>Значение</w:t>
+            </w:r>
+          </w:p>
+        </w:tc>
+        <w:tc>
+          <w:tcPr>
+            <w:tcW w:w="3969" w:type="dxa"/>
+            <w:tcBorders>
+              <w:top w:val="single" w:sz="4" w:space="0" w:color="000000"/>
+              <w:left w:val="single" w:sz="4" w:space="0" w:color="000000"/>
+              <w:bottom w:val="single" w:sz="4" w:space="0" w:color="000000"/>
+              <w:right w:val="single" w:sz="4" w:space="0" w:color="000000"/>
+            </w:tcBorders>
+            <w:shd w:val="clear" w:color="auto" w:fill="F2F2F2"/>
+          </w:tcPr>
+          <w:p>
+            <w:pPr>
+              <w:jc w:val="center"/>
+            </w:pPr>
+            <w:r>
+              <w:rPr>
+                <w:b/>
+                <w:color w:val="000000"/>
+              </w:rPr>
+              <w:t>Обоснование</w:t>
+            </w:r>
+          </w:p>
+        </w:tc>
+      </w:tr>
+      <w:tr>
+        <w:trPr>
+          <w:jc w:val="center"/>
+        </w:trPr>
+        <w:tc>
+          <w:tcPr>
+            <w:tcW w:w="2835" w:type="dxa"/>
+            <w:tcBorders>
+              <w:top w:val="single" w:sz="4" w:space="0" w:color="000000"/>
+              <w:left w:val="single" w:sz="4" w:space="0" w:color="000000"/>
+              <w:bottom w:val="single" w:sz="4" w:space="0" w:color="000000"/>
+              <w:right w:val="single" w:sz="4" w:space="0" w:color="000000"/>
+            </w:tcBorders>
+          </w:tcPr>
+          <w:p>
+            <w:r>
+              <w:rPr>
+                <w:color w:val="000000"/>
+              </w:rPr>
+              <w:t>Критерий разбиения</w:t>
+            </w:r>
+          </w:p>
+        </w:tc>
+        <w:tc>
+          <w:tcPr>
+            <w:tcW w:w="2551" w:type="dxa"/>
+            <w:tcBorders>
+              <w:top w:val="single" w:sz="4" w:space="0" w:color="000000"/>
+              <w:left w:val="single" w:sz="4" w:space="0" w:color="000000"/>
+              <w:bottom w:val="single" w:sz="4" w:space="0" w:color="000000"/>
+              <w:right w:val="single" w:sz="4" w:space="0" w:color="000000"/>
+            </w:tcBorders>
+          </w:tcPr>
+          <w:p>
+            <w:pPr>
+              <w:jc w:val="center"/>
+            </w:pPr>
+            <w:r>
+              <w:rPr>
+                <w:color w:val="000000"/>
+              </w:rPr>
+              <w:t>индекс Джини</w:t>
+            </w:r>
+          </w:p>
+        </w:tc>
+        <w:tc>
+          <w:tcPr>
+            <w:tcW w:w="3969" w:type="dxa"/>
+            <w:tcBorders>
+              <w:top w:val="single" w:sz="4" w:space="0" w:color="000000"/>
+              <w:left w:val="single" w:sz="4" w:space="0" w:color="000000"/>
+              <w:bottom w:val="single" w:sz="4" w:space="0" w:color="000000"/>
+              <w:right w:val="single" w:sz="4" w:space="0" w:color="000000"/>
+            </w:tcBorders>
+          </w:tcPr>
+          <w:p>
+            <w:r>
+              <w:rPr>
+                <w:color w:val="000000"/>
+              </w:rPr>
+              <w:t>Задан лабораторным практикумом</w:t>
+            </w:r>
+          </w:p>
+        </w:tc>
+      </w:tr>
+      <w:tr>
+        <w:trPr>
+          <w:jc w:val="center"/>
+        </w:trPr>
+        <w:tc>
+          <w:tcPr>
+            <w:tcW w:w="2835" w:type="dxa"/>
+            <w:tcBorders>
+              <w:top w:val="single" w:sz="4" w:space="0" w:color="000000"/>
+              <w:left w:val="single" w:sz="4" w:space="0" w:color="000000"/>
+              <w:bottom w:val="single" w:sz="4" w:space="0" w:color="000000"/>
+              <w:right w:val="single" w:sz="4" w:space="0" w:color="000000"/>
+            </w:tcBorders>
+          </w:tcPr>
+          <w:p>
+            <w:r>
+              <w:rPr>
+                <w:color w:val="000000"/>
+              </w:rPr>
+              <w:t>Максимальная глубина</w:t>
+            </w:r>
+          </w:p>
+        </w:tc>
+        <w:tc>
+          <w:tcPr>
+            <w:tcW w:w="2551" w:type="dxa"/>
+            <w:tcBorders>
+              <w:top w:val="single" w:sz="4" w:space="0" w:color="000000"/>
+              <w:left w:val="single" w:sz="4" w:space="0" w:color="000000"/>
+              <w:bottom w:val="single" w:sz="4" w:space="0" w:color="000000"/>
+              <w:right w:val="single" w:sz="4" w:space="0" w:color="000000"/>
+            </w:tcBorders>
+          </w:tcPr>
+          <w:p>
+            <w:pPr>
+              <w:jc w:val="center"/>
+            </w:pPr>
+            <w:r>
+              <w:rPr>
+                <w:color w:val="000000"/>
+              </w:rPr>
+              <w:t>3</w:t>
+            </w:r>
+          </w:p>
+        </w:tc>
+        <w:tc>
+          <w:tcPr>
+            <w:tcW w:w="3969" w:type="dxa"/>
+            <w:tcBorders>
+              <w:top w:val="single" w:sz="4" w:space="0" w:color="000000"/>
+              <w:left w:val="single" w:sz="4" w:space="0" w:color="000000"/>
+              <w:bottom w:val="single" w:sz="4" w:space="0" w:color="000000"/>
+              <w:right w:val="single" w:sz="4" w:space="0" w:color="000000"/>
+            </w:tcBorders>
+          </w:tcPr>
+          <w:p>
+            <w:r>
+              <w:rPr>
+                <w:color w:val="000000"/>
+              </w:rPr>
+              <w:t>Ограничение переобучения и читаемости правил</w:t>
+            </w:r>
+          </w:p>
+        </w:tc>
+      </w:tr>
+      <w:tr>
+        <w:trPr>
+          <w:jc w:val="center"/>
+        </w:trPr>
+        <w:tc>
+          <w:tcPr>
+            <w:tcW w:w="2835" w:type="dxa"/>
+            <w:tcBorders>
+              <w:top w:val="single" w:sz="4" w:space="0" w:color="000000"/>
+              <w:left w:val="single" w:sz="4" w:space="0" w:color="000000"/>
+              <w:bottom w:val="single" w:sz="4" w:space="0" w:color="000000"/>
+              <w:right w:val="single" w:sz="4" w:space="0" w:color="000000"/>
+            </w:tcBorders>
+          </w:tcPr>
+          <w:p>
+            <w:r>
+              <w:rPr>
+                <w:color w:val="000000"/>
+              </w:rPr>
+              <w:t>Минимум наблюдений в листе</w:t>
+            </w:r>
+          </w:p>
+        </w:tc>
+        <w:tc>
+          <w:tcPr>
+            <w:tcW w:w="2551" w:type="dxa"/>
+            <w:tcBorders>
+              <w:top w:val="single" w:sz="4" w:space="0" w:color="000000"/>
+              <w:left w:val="single" w:sz="4" w:space="0" w:color="000000"/>
+              <w:bottom w:val="single" w:sz="4" w:space="0" w:color="000000"/>
+              <w:right w:val="single" w:sz="4" w:space="0" w:color="000000"/>
+            </w:tcBorders>
+          </w:tcPr>
+          <w:p>
+            <w:pPr>
+              <w:jc w:val="center"/>
+            </w:pPr>
+            <w:r>
+              <w:rPr>
+                <w:color w:val="000000"/>
+              </w:rPr>
+              <w:t>4</w:t>
+            </w:r>
+          </w:p>
+        </w:tc>
+        <w:tc>
+          <w:tcPr>
+            <w:tcW w:w="3969" w:type="dxa"/>
+            <w:tcBorders>
+              <w:top w:val="single" w:sz="4" w:space="0" w:color="000000"/>
+              <w:left w:val="single" w:sz="4" w:space="0" w:color="000000"/>
+              <w:bottom w:val="single" w:sz="4" w:space="0" w:color="000000"/>
+              <w:right w:val="single" w:sz="4" w:space="0" w:color="000000"/>
+            </w:tcBorders>
+          </w:tcPr>
+          <w:p>
+            <w:r>
+              <w:rPr>
+                <w:color w:val="000000"/>
+              </w:rPr>
+              <w:t>Лист не строится по одной-двум случайным точкам</w:t>
+            </w:r>
+          </w:p>
+        </w:tc>
+      </w:tr>
+      <w:tr>
+        <w:trPr>
+          <w:jc w:val="center"/>
+        </w:trPr>
+        <w:tc>
+          <w:tcPr>
+            <w:tcW w:w="2835" w:type="dxa"/>
+            <w:tcBorders>
+              <w:top w:val="single" w:sz="4" w:space="0" w:color="000000"/>
+              <w:left w:val="single" w:sz="4" w:space="0" w:color="000000"/>
+              <w:bottom w:val="single" w:sz="4" w:space="0" w:color="000000"/>
+              <w:right w:val="single" w:sz="4" w:space="0" w:color="000000"/>
+            </w:tcBorders>
+          </w:tcPr>
+          <w:p>
+            <w:r>
+              <w:rPr>
+                <w:color w:val="000000"/>
+              </w:rPr>
+              <w:t>Фактическая глубина / листья</w:t>
+            </w:r>
+          </w:p>
+        </w:tc>
+        <w:tc>
+          <w:tcPr>
+            <w:tcW w:w="2551" w:type="dxa"/>
+            <w:tcBorders>
+              <w:top w:val="single" w:sz="4" w:space="0" w:color="000000"/>
+              <w:left w:val="single" w:sz="4" w:space="0" w:color="000000"/>
+              <w:bottom w:val="single" w:sz="4" w:space="0" w:color="000000"/>
+              <w:right w:val="single" w:sz="4" w:space="0" w:color="000000"/>
+            </w:tcBorders>
+          </w:tcPr>
+          <w:p>
+            <w:pPr>
+              <w:jc w:val="center"/>
+            </w:pPr>
+            <w:r>
+              <w:rPr>
+                <w:color w:val="000000"/>
+              </w:rPr>
+              <w:t>3 / 5</w:t>
+            </w:r>
+          </w:p>
+        </w:tc>
+        <w:tc>
+          <w:tcPr>
+            <w:tcW w:w="3969" w:type="dxa"/>
+            <w:tcBorders>
+              <w:top w:val="single" w:sz="4" w:space="0" w:color="000000"/>
+              <w:left w:val="single" w:sz="4" w:space="0" w:color="000000"/>
+              <w:bottom w:val="single" w:sz="4" w:space="0" w:color="000000"/>
+              <w:right w:val="single" w:sz="4" w:space="0" w:color="000000"/>
+            </w:tcBorders>
+          </w:tcPr>
+          <w:p>
+            <w:r>
+              <w:rPr>
+                <w:color w:val="000000"/>
+              </w:rPr>
+              <w:t>Результат обучения на данной выборке</w:t>
+            </w:r>
+          </w:p>
+        </w:tc>
+      </w:tr>
+    </w:tbl>
+    <w:p>
+      <w:pPr>
+        <w:spacing w:before="240" w:line="360" w:lineRule="auto"/>
+        <w:jc w:val="both"/>
+        <w:rPr>
+          <w:lang w:val="en-GB"/>
+        </w:rPr>
+      </w:pPr>
     </w:p>
     <w:p>
       <w:pPr>
@@ -1882,7 +2287,22 @@
           <w:color w:val="000000"/>
           <w:sz w:val="28"/>
         </w:rPr>
-        <w:t>Все 150 измерений приведены в таблице 2.</w:t>
+        <w:lastRenderedPageBreak/>
+        <w:t xml:space="preserve">Все 150 измерений приведены в таблице </w:t>
+      </w:r>
+      <w:r>
+        <w:rPr>
+          <w:color w:val="000000"/>
+          <w:sz w:val="28"/>
+        </w:rPr>
+        <w:t>3</w:t>
+      </w:r>
+      <w:r>
+        <w:rPr>
+          <w:color w:val="000000"/>
+          <w:sz w:val="28"/>
+        </w:rPr>
+        <w:t>.</w:t>
       </w:r>
     </w:p>
     <w:p>
@@ -1895,7 +2315,22 @@
           <w:color w:val="000000"/>
           <w:sz w:val="28"/>
         </w:rPr>
-        <w:t>Таблица 2 — Измерения трёх мячей</w:t>
+        <w:t xml:space="preserve">Таблица </w:t>
+      </w:r>
+      <w:r>
+        <w:rPr>
+          <w:color w:val="000000"/>
+          <w:sz w:val="28"/>
+          <w:lang w:val="en-GB"/>
+        </w:rPr>
+        <w:t>3</w:t>
+      </w:r>
+      <w:r>
+        <w:rPr>
+          <w:color w:val="000000"/>
+          <w:sz w:val="28"/>
+        </w:rPr>
+        <w:t xml:space="preserve"> — Измерения трёх мячей</w:t>
       </w:r>
     </w:p>
     <w:tbl>
@@ -3262,7 +3697,6 @@
               <w:rPr>
                 <w:color w:val="000000"/>
               </w:rPr>
-              <w:lastRenderedPageBreak/>
               <w:t>8</w:t>
             </w:r>
           </w:p>
@@ -9294,6 +9728,7 @@
               <w:rPr>
                 <w:color w:val="000000"/>
               </w:rPr>
+              <w:lastRenderedPageBreak/>
               <w:t>45</w:t>
             </w:r>
           </w:p>
@@ -11087,7 +11522,6 @@
               <w:rPr>
                 <w:color w:val="000000"/>
               </w:rPr>
-              <w:lastRenderedPageBreak/>
               <w:t>56</w:t>
             </w:r>
           </w:p>
@@ -17119,6 +17553,7 @@
               <w:rPr>
                 <w:color w:val="000000"/>
               </w:rPr>
+              <w:lastRenderedPageBreak/>
               <w:t>93</w:t>
             </w:r>
           </w:p>
@@ -18912,7 +19347,6 @@
               <w:rPr>
                 <w:color w:val="000000"/>
               </w:rPr>
-              <w:lastRenderedPageBreak/>
               <w:t>104</w:t>
             </w:r>
           </w:p>
@@ -24944,6 +25378,7 @@
               <w:rPr>
                 <w:color w:val="000000"/>
               </w:rPr>
+              <w:lastRenderedPageBreak/>
               <w:t>141</w:t>
             </w:r>
           </w:p>
@@ -27021,7 +27456,21 @@
           <w:color w:val="000000"/>
           <w:sz w:val="28"/>
         </w:rPr>
-        <w:t>Таблица 3 — Прогноз на тестовых наблюдениях</w:t>
+        <w:t xml:space="preserve">Таблица </w:t>
+      </w:r>
+      <w:r>
+        <w:rPr>
+          <w:color w:val="000000"/>
+          <w:sz w:val="28"/>
+        </w:rPr>
+        <w:t>4</w:t>
+      </w:r>
+      <w:r>
+        <w:rPr>
+          <w:color w:val="000000"/>
+          <w:sz w:val="28"/>
+        </w:rPr>
+        <w:t xml:space="preserve"> — Прогноз на тестовых наблюдениях</w:t>
       </w:r>
     </w:p>
     <w:tbl>
@@ -31391,7 +31840,21 @@
           <w:color w:val="000000"/>
           <w:sz w:val="28"/>
         </w:rPr>
-        <w:t>Таблица 4 — Матрица ошибок на тесте</w:t>
+        <w:t xml:space="preserve">Таблица </w:t>
+      </w:r>
+      <w:r>
+        <w:rPr>
+          <w:color w:val="000000"/>
+          <w:sz w:val="28"/>
+        </w:rPr>
+        <w:t>5</w:t>
+      </w:r>
+      <w:r>
+        <w:rPr>
+          <w:color w:val="000000"/>
+          <w:sz w:val="28"/>
+        </w:rPr>
+        <w:t xml:space="preserve"> — Матрица ошибок на тесте</w:t>
       </w:r>
     </w:p>
     <w:tbl>
@@ -31823,7 +32286,23 @@
           <w:sz w:val="28"/>
           <w:lang w:val="en-US"/>
         </w:rPr>
-        <w:t xml:space="preserve"> 5 — Precision, recall </w:t>
+        <w:t xml:space="preserve"> </w:t>
+      </w:r>
+      <w:r>
+        <w:rPr>
+          <w:color w:val="000000"/>
+          <w:sz w:val="28"/>
+          <w:lang w:val="en-US"/>
+        </w:rPr>
+        <w:t>6</w:t>
+      </w:r>
+      <w:r>
+        <w:rPr>
+          <w:color w:val="000000"/>
+          <w:sz w:val="28"/>
+          <w:lang w:val="en-US"/>
+        </w:rPr>
+        <w:t xml:space="preserve"> — Precision, recall </w:t>
       </w:r>
       <w:r>
         <w:rPr>
